--- a/testakten/lumen-studios-insolvenz-strafverfahren/02_Antrag_Ruecknahme_Richter_22-05-2024.docx
+++ b/testakten/lumen-studios-insolvenz-strafverfahren/02_Antrag_Ruecknahme_Richter_22-05-2024.docx
@@ -5,75 +5,118 @@
     <w:p>
       <w:pPr>
         <w:pStyle w:val="Heading1"/>
+        <w:spacing w:after="160" w:line="259" w:lineRule="auto"/>
       </w:pPr>
       <w:r>
         <w:rPr>
           <w:rFonts w:ascii="Times New Roman" w:hAnsi="Times New Roman"/>
+          <w:b/>
+          <w:sz w:val="28"/>
         </w:rPr>
         <w:t>Antrag auf Rücknahme des Insolvenzantrags</w:t>
       </w:r>
     </w:p>
     <w:p>
       <w:pPr>
+        <w:spacing w:before="120" w:after="60" w:line="259" w:lineRule="auto"/>
         <w:jc w:val="left"/>
       </w:pPr>
       <w:r>
         <w:rPr>
+          <w:rFonts w:ascii="Times New Roman" w:hAnsi="Times New Roman"/>
           <w:b/>
+          <w:sz w:val="22"/>
         </w:rPr>
         <w:t>Sebastian Richter</w:t>
       </w:r>
     </w:p>
     <w:p>
       <w:pPr>
+        <w:spacing w:before="120" w:after="60" w:line="259" w:lineRule="auto"/>
         <w:jc w:val="left"/>
       </w:pPr>
       <w:r>
+        <w:rPr>
+          <w:rFonts w:ascii="Times New Roman" w:hAnsi="Times New Roman"/>
+          <w:b/>
+          <w:sz w:val="22"/>
+        </w:rPr>
         <w:t>Geschäftsführer der LUMEN Studios GmbH</w:t>
       </w:r>
     </w:p>
     <w:p>
       <w:pPr>
+        <w:spacing w:before="120" w:after="60" w:line="259" w:lineRule="auto"/>
         <w:jc w:val="left"/>
       </w:pPr>
       <w:r>
+        <w:rPr>
+          <w:rFonts w:ascii="Times New Roman" w:hAnsi="Times New Roman"/>
+          <w:b/>
+          <w:sz w:val="22"/>
+        </w:rPr>
         <w:t>Goethestraße 18 · 60313 Frankfurt am Main</w:t>
       </w:r>
     </w:p>
     <w:p>
       <w:pPr>
+        <w:spacing w:before="120" w:after="60" w:line="259" w:lineRule="auto"/>
         <w:jc w:val="left"/>
       </w:pPr>
       <w:r>
+        <w:rPr>
+          <w:rFonts w:ascii="Times New Roman" w:hAnsi="Times New Roman"/>
+          <w:b/>
+          <w:sz w:val="22"/>
+        </w:rPr>
         <w:t>geboren 07.05.1986 · Wohnsitz Frankfurt am Main, Westendstraße 47</w:t>
       </w:r>
     </w:p>
     <w:p>
       <w:pPr>
+        <w:spacing w:before="120" w:after="60" w:line="259" w:lineRule="auto"/>
         <w:jc w:val="left"/>
       </w:pPr>
       <w:r>
+        <w:rPr>
+          <w:rFonts w:ascii="Times New Roman" w:hAnsi="Times New Roman"/>
+          <w:b/>
+          <w:sz w:val="22"/>
+        </w:rPr>
         <w:t>An das Amtsgericht Frankfurt am Main</w:t>
       </w:r>
     </w:p>
     <w:p>
       <w:pPr>
+        <w:spacing w:before="120" w:after="60" w:line="259" w:lineRule="auto"/>
         <w:jc w:val="left"/>
       </w:pPr>
       <w:r>
+        <w:rPr>
+          <w:rFonts w:ascii="Times New Roman" w:hAnsi="Times New Roman"/>
+          <w:b/>
+          <w:sz w:val="22"/>
+        </w:rPr>
         <w:t>— Insolvenzabteilung —</w:t>
       </w:r>
     </w:p>
     <w:p>
       <w:pPr>
+        <w:spacing w:before="120" w:after="60" w:line="259" w:lineRule="auto"/>
         <w:jc w:val="left"/>
       </w:pPr>
       <w:r>
+        <w:rPr>
+          <w:rFonts w:ascii="Times New Roman" w:hAnsi="Times New Roman"/>
+          <w:b/>
+          <w:sz w:val="22"/>
+        </w:rPr>
         <w:t>Klingerstraße 20</w:t>
       </w:r>
     </w:p>
     <w:p>
       <w:pPr>
+        <w:spacing w:line="259" w:lineRule="auto" w:after="60"/>
         <w:jc w:val="left"/>
       </w:pPr>
       <w:r>
@@ -82,6 +125,7 @@
     </w:p>
     <w:p>
       <w:pPr>
+        <w:spacing w:line="259" w:lineRule="auto" w:after="60"/>
         <w:jc w:val="left"/>
       </w:pPr>
       <w:r>
@@ -90,16 +134,22 @@
     </w:p>
     <w:p>
       <w:pPr>
+        <w:spacing w:line="259" w:lineRule="auto" w:after="60"/>
         <w:jc w:val="left"/>
       </w:pPr>
       <w:r>
         <w:t>Aktenzeichen: 810 IN 245/24 (folgt zur Verfügung)</w:t>
       </w:r>
     </w:p>
-    <w:p/>
+    <w:p>
+      <w:pPr>
+        <w:spacing w:line="259" w:lineRule="auto" w:after="60"/>
+      </w:pPr>
+    </w:p>
     <w:p>
       <w:pPr>
         <w:pStyle w:val="Heading2"/>
+        <w:spacing w:line="259" w:lineRule="auto" w:after="60"/>
       </w:pPr>
       <w:r>
         <w:rPr>
@@ -110,6 +160,7 @@
     </w:p>
     <w:p>
       <w:pPr>
+        <w:spacing w:line="259" w:lineRule="auto" w:after="60"/>
         <w:jc w:val="left"/>
       </w:pPr>
       <w:r>
@@ -118,6 +169,7 @@
     </w:p>
     <w:p>
       <w:pPr>
+        <w:spacing w:line="259" w:lineRule="auto" w:after="60"/>
         <w:jc w:val="left"/>
       </w:pPr>
       <w:r>
@@ -129,6 +181,7 @@
     </w:p>
     <w:p>
       <w:pPr>
+        <w:spacing w:line="259" w:lineRule="auto" w:after="60"/>
         <w:jc w:val="left"/>
       </w:pPr>
       <w:r>
@@ -137,6 +190,7 @@
     </w:p>
     <w:p>
       <w:pPr>
+        <w:spacing w:line="259" w:lineRule="auto" w:after="60"/>
         <w:jc w:val="left"/>
       </w:pPr>
       <w:r>
@@ -145,6 +199,7 @@
     </w:p>
     <w:p>
       <w:pPr>
+        <w:spacing w:line="259" w:lineRule="auto" w:after="60"/>
         <w:jc w:val="left"/>
       </w:pPr>
       <w:r>
@@ -157,6 +212,7 @@
     <w:p>
       <w:pPr>
         <w:pStyle w:val="Heading2"/>
+        <w:spacing w:line="259" w:lineRule="auto" w:after="60"/>
       </w:pPr>
       <w:r>
         <w:rPr>
@@ -168,6 +224,7 @@
     <w:p>
       <w:pPr>
         <w:pStyle w:val="Heading3"/>
+        <w:spacing w:line="259" w:lineRule="auto" w:after="60"/>
       </w:pPr>
       <w:r>
         <w:rPr>
@@ -178,6 +235,7 @@
     </w:p>
     <w:p>
       <w:pPr>
+        <w:spacing w:line="259" w:lineRule="auto" w:after="60"/>
         <w:jc w:val="left"/>
       </w:pPr>
       <w:r>
@@ -187,6 +245,7 @@
     <w:p>
       <w:pPr>
         <w:pStyle w:val="Heading3"/>
+        <w:spacing w:line="259" w:lineRule="auto" w:after="60"/>
       </w:pPr>
       <w:r>
         <w:rPr>
@@ -197,6 +256,7 @@
     </w:p>
     <w:p>
       <w:pPr>
+        <w:spacing w:line="259" w:lineRule="auto" w:after="60"/>
         <w:jc w:val="left"/>
       </w:pPr>
       <w:r>
@@ -214,6 +274,7 @@
     </w:p>
     <w:p>
       <w:pPr>
+        <w:spacing w:line="259" w:lineRule="auto" w:after="60"/>
         <w:jc w:val="left"/>
       </w:pPr>
       <w:r>
@@ -223,6 +284,7 @@
     <w:p>
       <w:pPr>
         <w:pStyle w:val="ListBullet"/>
+        <w:spacing w:line="259" w:lineRule="auto" w:after="60"/>
       </w:pPr>
       <w:r>
         <w:t>Ich befinde mich in Verhandlung mit einem Investor (Herrn Dr. Lorenz Petersen, Petersen Family Office GmbH, Frankfurt am Main), der eine Beteiligungs- und Darlehens-Vereinbarung mit Eigenkapital iHv EUR 150.000 in Aussicht gestellt hat. Erstes Gespräch fand am 14.05.2024 statt; ein Term Sheet wird bis 30.05.2024 erwartet.</w:t>
@@ -231,6 +293,7 @@
     <w:p>
       <w:pPr>
         <w:pStyle w:val="ListBullet"/>
+        <w:spacing w:line="259" w:lineRule="auto" w:after="60"/>
       </w:pPr>
       <w:r>
         <w:t>Eine Stundungs-Vereinbarung mit dem Finanzamt Frankfurt I ist nach erster Vorab-Klärung mit Sachbearbeiterin Frau Wendler (FA Frankfurt I, Telefon 069 / 256-3811) möglich, sobald ein Sanierungskonzept vorliegt. Ich plane die Erstellung dieses Konzepts bis 15.06.2024.</w:t>
@@ -239,6 +302,7 @@
     <w:p>
       <w:pPr>
         <w:pStyle w:val="ListBullet"/>
+        <w:spacing w:line="259" w:lineRule="auto" w:after="60"/>
       </w:pPr>
       <w:r>
         <w:t>Mit der Sparkasse Frankfurt (Firmenkundenbetreuer Herr Hagen-Schwarz) habe ich eine vorläufige Stillhalte-Vereinbarung bis 30.06.2024 verhandelt, vorbehaltlich Vorlage eines Sanierungskonzepts.</w:t>
@@ -247,6 +311,7 @@
     <w:p>
       <w:pPr>
         <w:pStyle w:val="Heading3"/>
+        <w:spacing w:line="259" w:lineRule="auto" w:after="60"/>
       </w:pPr>
       <w:r>
         <w:rPr>
@@ -257,6 +322,7 @@
     </w:p>
     <w:p>
       <w:pPr>
+        <w:spacing w:line="259" w:lineRule="auto" w:after="60"/>
         <w:jc w:val="left"/>
       </w:pPr>
       <w:r>
@@ -265,6 +331,7 @@
     </w:p>
     <w:p>
       <w:pPr>
+        <w:spacing w:line="259" w:lineRule="auto" w:after="60"/>
         <w:jc w:val="left"/>
       </w:pPr>
       <w:r>
@@ -274,6 +341,7 @@
     <w:p>
       <w:pPr>
         <w:pStyle w:val="Heading3"/>
+        <w:spacing w:line="259" w:lineRule="auto" w:after="60"/>
       </w:pPr>
       <w:r>
         <w:rPr>
@@ -284,6 +352,7 @@
     </w:p>
     <w:p>
       <w:pPr>
+        <w:spacing w:line="259" w:lineRule="auto" w:after="60"/>
         <w:jc w:val="left"/>
       </w:pPr>
       <w:r>
@@ -292,6 +361,7 @@
     </w:p>
     <w:p>
       <w:pPr>
+        <w:spacing w:line="259" w:lineRule="auto" w:after="60"/>
         <w:jc w:val="left"/>
       </w:pPr>
       <w:r>
@@ -300,6 +370,7 @@
     </w:p>
     <w:p>
       <w:pPr>
+        <w:spacing w:line="259" w:lineRule="auto" w:after="60"/>
         <w:jc w:val="left"/>
       </w:pPr>
       <w:r>
@@ -308,6 +379,7 @@
     </w:p>
     <w:p>
       <w:pPr>
+        <w:spacing w:line="259" w:lineRule="auto" w:after="60"/>
         <w:jc w:val="left"/>
       </w:pPr>
       <w:r>
@@ -317,6 +389,7 @@
     <w:p>
       <w:pPr>
         <w:pStyle w:val="Heading3"/>
+        <w:spacing w:line="259" w:lineRule="auto" w:after="60"/>
       </w:pPr>
       <w:r>
         <w:rPr>
@@ -328,6 +401,7 @@
     <w:p>
       <w:pPr>
         <w:pStyle w:val="ListBullet"/>
+        <w:spacing w:line="259" w:lineRule="auto" w:after="60"/>
       </w:pPr>
       <w:r>
         <w:t>Anl. R1: E-Mail-Verkehr mit Dr. Petersen (14./20./21.05.2024)</w:t>
@@ -336,6 +410,7 @@
     <w:p>
       <w:pPr>
         <w:pStyle w:val="ListBullet"/>
+        <w:spacing w:line="259" w:lineRule="auto" w:after="60"/>
       </w:pPr>
       <w:r>
         <w:t>Anl. R2: Aktennotiz Gespräch mit FA Frankfurt I, Frau Wendler, 16.05.2024</w:t>
@@ -344,6 +419,7 @@
     <w:p>
       <w:pPr>
         <w:pStyle w:val="ListBullet"/>
+        <w:spacing w:line="259" w:lineRule="auto" w:after="60"/>
       </w:pPr>
       <w:r>
         <w:t>Anl. R3: E-Mail Hagen-Schwarz (Sparkasse Frankfurt) vom 17.05.2024 zur vorläufigen Stillhalte</w:t>
@@ -352,6 +428,7 @@
     <w:p>
       <w:pPr>
         <w:pStyle w:val="ListBullet"/>
+        <w:spacing w:line="259" w:lineRule="auto" w:after="60"/>
       </w:pPr>
       <w:r>
         <w:t>Anl. R4: Eigenes Aktiv-Passiv-Verzeichnis Stand 20.05.2024 (von mir erstellt)</w:t>
@@ -359,6 +436,7 @@
     </w:p>
     <w:p>
       <w:pPr>
+        <w:spacing w:line="259" w:lineRule="auto" w:after="60"/>
         <w:jc w:val="left"/>
       </w:pPr>
       <w:r>
@@ -367,6 +445,7 @@
     </w:p>
     <w:p>
       <w:pPr>
+        <w:spacing w:line="259" w:lineRule="auto" w:after="60"/>
         <w:jc w:val="left"/>
       </w:pPr>
       <w:r>
@@ -375,15 +454,21 @@
     </w:p>
     <w:p>
       <w:pPr>
+        <w:spacing w:line="259" w:lineRule="auto" w:after="60"/>
         <w:jc w:val="left"/>
       </w:pPr>
       <w:r>
         <w:t>Geschäftsführer LUMEN Studios GmbH</w:t>
       </w:r>
     </w:p>
-    <w:p/>
     <w:p>
       <w:pPr>
+        <w:spacing w:line="259" w:lineRule="auto" w:after="60"/>
+      </w:pPr>
+    </w:p>
+    <w:p>
+      <w:pPr>
+        <w:spacing w:line="259" w:lineRule="auto" w:after="60"/>
         <w:jc w:val="left"/>
       </w:pPr>
       <w:r>
@@ -395,6 +480,7 @@
     </w:p>
     <w:p>
       <w:pPr>
+        <w:spacing w:line="259" w:lineRule="auto" w:after="60"/>
         <w:jc w:val="left"/>
       </w:pPr>
       <w:r>
@@ -411,13 +497,58 @@
       </w:r>
     </w:p>
     <w:sectPr>
+      <w:headerReference w:type="default" r:id="rId9"/>
+      <w:footerReference w:type="default" r:id="rId10"/>
       <w:pgSz w:w="11906" w:h="16838"/>
-      <w:pgMar w:top="1417" w:right="1417" w:bottom="1417" w:left="1417" w:header="720" w:footer="720" w:gutter="0"/>
+      <w:pgMar w:top="1191" w:right="1247" w:bottom="1134" w:left="1361" w:header="720" w:footer="720" w:gutter="0"/>
       <w:cols w:space="720"/>
       <w:docGrid w:linePitch="360"/>
     </w:sectPr>
   </w:body>
 </w:document>
+</file>
+
+<file path=word/footer1.xml><?xml version="1.0" encoding="utf-8"?>
+<w:ftr xmlns:m="http://schemas.openxmlformats.org/officeDocument/2006/math" xmlns:mc="http://schemas.openxmlformats.org/markup-compatibility/2006" xmlns:mo="http://schemas.microsoft.com/office/mac/office/2008/main" xmlns:mv="urn:schemas-microsoft-com:mac:vml" xmlns:o="urn:schemas-microsoft-com:office:office" xmlns:r="http://schemas.openxmlformats.org/officeDocument/2006/relationships" xmlns:v="urn:schemas-microsoft-com:vml" xmlns:w10="urn:schemas-microsoft-com:office:word" xmlns:w14="http://schemas.microsoft.com/office/word/2010/wordml" xmlns:w="http://schemas.openxmlformats.org/wordprocessingml/2006/main" xmlns:wne="http://schemas.microsoft.com/office/word/2006/wordml" xmlns:wp14="http://schemas.microsoft.com/office/word/2010/wordprocessingDrawing" xmlns:wp="http://schemas.openxmlformats.org/drawingml/2006/wordprocessingDrawing" xmlns:wpc="http://schemas.microsoft.com/office/word/2010/wordprocessingCanvas" xmlns:wpg="http://schemas.microsoft.com/office/word/2010/wordprocessingGroup" xmlns:wpi="http://schemas.microsoft.com/office/word/2010/wordprocessingInk" xmlns:wps="http://schemas.microsoft.com/office/word/2010/wordprocessingShape" mc:Ignorable="w14 wp14">
+  <w:p>
+    <w:pPr>
+      <w:pStyle w:val="Footer"/>
+      <w:jc w:val="left"/>
+    </w:pPr>
+    <w:r/>
+    <w:r>
+      <w:rPr>
+        <w:rFonts w:ascii="Times New Roman" w:hAnsi="Times New Roman"/>
+        <w:b w:val="0"/>
+        <w:color w:val="777777"/>
+        <w:sz w:val="17"/>
+      </w:rPr>
+      <w:t>Vertraulich | Bearbeitungsstand Juli 2026 | nur zur Aktenbearbeitung</w:t>
+    </w:r>
+  </w:p>
+</w:ftr>
+</file>
+
+<file path=word/header1.xml><?xml version="1.0" encoding="utf-8"?>
+<w:hdr xmlns:m="http://schemas.openxmlformats.org/officeDocument/2006/math" xmlns:mc="http://schemas.openxmlformats.org/markup-compatibility/2006" xmlns:mo="http://schemas.microsoft.com/office/mac/office/2008/main" xmlns:mv="urn:schemas-microsoft-com:mac:vml" xmlns:o="urn:schemas-microsoft-com:office:office" xmlns:r="http://schemas.openxmlformats.org/officeDocument/2006/relationships" xmlns:v="urn:schemas-microsoft-com:vml" xmlns:w10="urn:schemas-microsoft-com:office:word" xmlns:w14="http://schemas.microsoft.com/office/word/2010/wordml" xmlns:w="http://schemas.openxmlformats.org/wordprocessingml/2006/main" xmlns:wne="http://schemas.microsoft.com/office/word/2006/wordml" xmlns:wp14="http://schemas.microsoft.com/office/word/2010/wordprocessingDrawing" xmlns:wp="http://schemas.openxmlformats.org/drawingml/2006/wordprocessingDrawing" xmlns:wpc="http://schemas.microsoft.com/office/word/2010/wordprocessingCanvas" xmlns:wpg="http://schemas.microsoft.com/office/word/2010/wordprocessingGroup" xmlns:wpi="http://schemas.microsoft.com/office/word/2010/wordprocessingInk" xmlns:wps="http://schemas.microsoft.com/office/word/2010/wordprocessingShape" mc:Ignorable="w14 wp14">
+  <w:p>
+    <w:pPr>
+      <w:pStyle w:val="Header"/>
+      <w:jc w:val="left"/>
+    </w:pPr>
+    <w:r/>
+    <w:r>
+      <w:rPr>
+        <w:rFonts w:ascii="Times New Roman" w:hAnsi="Times New Roman"/>
+        <w:b w:val="0"/>
+        <w:i w:val="0"/>
+        <w:color w:val="666666"/>
+        <w:sz w:val="17"/>
+      </w:rPr>
+      <w:t>Lindenhof und Partner mbB | Insolvenz- und Restrukturierungsakte | Bearbeitungsstand Juli 2026</w:t>
+    </w:r>
+  </w:p>
+</w:hdr>
 </file>
 
 <file path=word/numbering.xml><?xml version="1.0" encoding="utf-8"?>
@@ -1134,11 +1265,12 @@
       <w:contextualSpacing/>
     </w:pPr>
     <w:rPr>
-      <w:rFonts w:asciiTheme="majorHAnsi" w:eastAsiaTheme="majorEastAsia" w:hAnsiTheme="majorHAnsi" w:cstheme="majorBidi"/>
+      <w:rFonts w:asciiTheme="majorHAnsi" w:eastAsiaTheme="majorEastAsia" w:hAnsiTheme="majorHAnsi" w:cstheme="majorBidi" w:ascii="Times New Roman" w:hAnsi="Times New Roman"/>
+      <w:b/>
       <w:color w:val="17365D" w:themeColor="text2" w:themeShade="BF"/>
       <w:spacing w:val="5"/>
       <w:kern w:val="28"/>
-      <w:sz w:val="52"/>
+      <w:sz w:val="30"/>
       <w:szCs w:val="52"/>
     </w:rPr>
   </w:style>
